--- a/templates/documents/CONTRATOS CIVILES/CONTRATOS AUTENTICOS/HERENCIA O FAMILIARIDAD/DECLARACION JURADA DE BENEFICIARIOS (AFP).docx
+++ b/templates/documents/CONTRATOS CIVILES/CONTRATOS AUTENTICOS/HERENCIA O FAMILIARIDAD/DECLARACION JURADA DE BENEFICIARIOS (AFP).docx
@@ -4,545 +4,1179 @@
   <w:body>
     <w:p>
       <w:pPr>
+        <w:spacing w:after="0" w:line="240" w:lineRule="auto"/>
+        <w:jc w:val="center"/>
+        <w:rPr>
+          <w:rFonts w:ascii="Abadi" w:hAnsi="Abadi"/>
+          <w:b/>
+          <w:bCs/>
+          <w:sz w:val="32"/>
+          <w:szCs w:val="32"/>
+        </w:rPr>
+      </w:pPr>
+      <w:r>
+        <w:rPr>
+          <w:rFonts w:ascii="Abadi" w:hAnsi="Abadi" w:cs="Arial"/>
+          <w:noProof/>
+          <w:lang w:eastAsia="es-DO"/>
+        </w:rPr>
+        <w:drawing>
+          <wp:anchor distT="0" distB="0" distL="114300" distR="114300" simplePos="0" relativeHeight="251659264" behindDoc="0" locked="0" layoutInCell="1" allowOverlap="1" wp14:anchorId="16414F84" wp14:editId="380C6E5D">
+            <wp:simplePos x="0" y="0"/>
+            <wp:positionH relativeFrom="margin">
+              <wp:align>center</wp:align>
+            </wp:positionH>
+            <wp:positionV relativeFrom="paragraph">
+              <wp:posOffset>-604911</wp:posOffset>
+            </wp:positionV>
+            <wp:extent cx="725154" cy="598244"/>
+            <wp:effectExtent l="0" t="0" r="0" b="0"/>
+            <wp:wrapNone/>
+            <wp:docPr id="3" name="Imagen 3" descr="Resultado de imagen para balanza de la justicia png | Balanza de la  justicia, Simbolo de la justicia, Balanza"/>
+            <wp:cNvGraphicFramePr>
+              <a:graphicFrameLocks xmlns:a="http://schemas.openxmlformats.org/drawingml/2006/main" noChangeAspect="1"/>
+            </wp:cNvGraphicFramePr>
+            <a:graphic xmlns:a="http://schemas.openxmlformats.org/drawingml/2006/main">
+              <a:graphicData uri="http://schemas.openxmlformats.org/drawingml/2006/picture">
+                <pic:pic xmlns:pic="http://schemas.openxmlformats.org/drawingml/2006/picture">
+                  <pic:nvPicPr>
+                    <pic:cNvPr id="0" name="Picture 3" descr="Resultado de imagen para balanza de la justicia png | Balanza de la  justicia, Simbolo de la justicia, Balanza"/>
+                    <pic:cNvPicPr>
+                      <a:picLocks noChangeAspect="1" noChangeArrowheads="1"/>
+                    </pic:cNvPicPr>
+                  </pic:nvPicPr>
+                  <pic:blipFill>
+                    <a:blip r:embed="rId5" cstate="print">
+                      <a:duotone>
+                        <a:schemeClr val="accent5">
+                          <a:shade val="45000"/>
+                          <a:satMod val="135000"/>
+                        </a:schemeClr>
+                        <a:prstClr val="white"/>
+                      </a:duotone>
+                      <a:extLst>
+                        <a:ext uri="{BEBA8EAE-BF5A-486C-A8C5-ECC9F3942E4B}">
+                          <a14:imgProps xmlns:a14="http://schemas.microsoft.com/office/drawing/2010/main">
+                            <a14:imgLayer r:embed="rId6">
+                              <a14:imgEffect>
+                                <a14:sharpenSoften amount="50000"/>
+                              </a14:imgEffect>
+                            </a14:imgLayer>
+                          </a14:imgProps>
+                        </a:ext>
+                        <a:ext uri="{28A0092B-C50C-407E-A947-70E740481C1C}">
+                          <a14:useLocalDpi xmlns:a14="http://schemas.microsoft.com/office/drawing/2010/main" val="0"/>
+                        </a:ext>
+                      </a:extLst>
+                    </a:blip>
+                    <a:srcRect/>
+                    <a:stretch>
+                      <a:fillRect/>
+                    </a:stretch>
+                  </pic:blipFill>
+                  <pic:spPr bwMode="auto">
+                    <a:xfrm>
+                      <a:off x="0" y="0"/>
+                      <a:ext cx="725154" cy="598244"/>
+                    </a:xfrm>
+                    <a:prstGeom prst="rect">
+                      <a:avLst/>
+                    </a:prstGeom>
+                    <a:noFill/>
+                    <a:ln>
+                      <a:noFill/>
+                    </a:ln>
+                  </pic:spPr>
+                </pic:pic>
+              </a:graphicData>
+            </a:graphic>
+            <wp14:sizeRelH relativeFrom="page">
+              <wp14:pctWidth>0</wp14:pctWidth>
+            </wp14:sizeRelH>
+            <wp14:sizeRelV relativeFrom="page">
+              <wp14:pctHeight>0</wp14:pctHeight>
+            </wp14:sizeRelV>
+          </wp:anchor>
+        </w:drawing>
+      </w:r>
+      <w:r>
+        <w:rPr>
+          <w:rFonts w:ascii="Abadi" w:hAnsi="Abadi"/>
+          <w:b/>
+          <w:bCs/>
+          <w:sz w:val="32"/>
+          <w:szCs w:val="32"/>
+        </w:rPr>
+        <w:t>DECLARACIÓN JURADA DE BENEFICIARIOS</w:t>
+      </w:r>
+    </w:p>
+    <w:p>
+      <w:pPr>
+        <w:spacing w:after="0" w:line="240" w:lineRule="auto"/>
         <w:jc w:val="both"/>
-      </w:pPr>
-      <w:r>
-        <w:t xml:space="preserve">Para reclamar los fondos acumulados o la pensión de sobrevivencia ante una </w:t>
-      </w:r>
-      <w:r>
-        <w:rPr>
-          <w:b/>
-          <w:bCs/>
-        </w:rPr>
-        <w:t>Administradora de Fondos de Pensiones (AFP)</w:t>
-      </w:r>
-      <w:r>
-        <w:t xml:space="preserve"> en la República Dominicana, los familiares deben presentar una </w:t>
-      </w:r>
-      <w:r>
-        <w:rPr>
-          <w:b/>
-          <w:bCs/>
-        </w:rPr>
-        <w:t>Declaración Jurada de Beneficiarios</w:t>
-      </w:r>
-      <w:r>
+        <w:rPr>
+          <w:rFonts w:ascii="Abadi" w:hAnsi="Abadi"/>
+        </w:rPr>
+      </w:pPr>
+    </w:p>
+    <w:p>
+      <w:pPr>
+        <w:spacing w:after="0" w:line="240" w:lineRule="auto"/>
+        <w:jc w:val="both"/>
+        <w:rPr>
+          <w:rFonts w:ascii="Abadi" w:hAnsi="Abadi"/>
+          <w:b/>
+          <w:bCs/>
+        </w:rPr>
+      </w:pPr>
+      <w:r>
+        <w:rPr>
+          <w:rFonts w:ascii="Abadi" w:hAnsi="Abadi"/>
+          <w:b/>
+          <w:bCs/>
+        </w:rPr>
+        <w:t>ACTO NÚMERO</w:t>
+      </w:r>
+      <w:r>
+        <w:rPr>
+          <w:rFonts w:ascii="Abadi" w:hAnsi="Abadi"/>
+          <w:b/>
+          <w:bCs/>
+        </w:rPr>
+        <w:t>: ______________.</w:t>
+      </w:r>
+    </w:p>
+    <w:p>
+      <w:pPr>
+        <w:spacing w:after="0" w:line="240" w:lineRule="auto"/>
+        <w:jc w:val="both"/>
+        <w:rPr>
+          <w:rFonts w:ascii="Abadi" w:hAnsi="Abadi"/>
+          <w:b/>
+          <w:bCs/>
+        </w:rPr>
+      </w:pPr>
+    </w:p>
+    <w:p>
+      <w:pPr>
+        <w:spacing w:after="0" w:line="240" w:lineRule="auto"/>
+        <w:jc w:val="both"/>
+        <w:rPr>
+          <w:rFonts w:ascii="Abadi" w:hAnsi="Abadi"/>
+        </w:rPr>
+      </w:pPr>
+      <w:r>
+        <w:rPr>
+          <w:rFonts w:ascii="Abadi" w:hAnsi="Abadi"/>
+        </w:rPr>
+        <w:t xml:space="preserve">En la ciudad de </w:t>
+      </w:r>
+      <w:r>
+        <w:rPr>
+          <w:rFonts w:ascii="Abadi" w:hAnsi="Abadi"/>
+          <w:b/>
+          <w:bCs/>
+        </w:rPr>
+        <w:t>{{CIUDAD_FIRMA}}</w:t>
+      </w:r>
+      <w:r>
+        <w:rPr>
+          <w:rFonts w:ascii="Abadi" w:hAnsi="Abadi"/>
+        </w:rPr>
+        <w:t xml:space="preserve">, República Dominicana, hoy día </w:t>
+      </w:r>
+      <w:r>
+        <w:rPr>
+          <w:rFonts w:ascii="Abadi" w:hAnsi="Abadi"/>
+          <w:b/>
+          <w:bCs/>
+        </w:rPr>
+        <w:t>{{DIA_TEXTO}}</w:t>
+      </w:r>
+      <w:r>
+        <w:rPr>
+          <w:rFonts w:ascii="Abadi" w:hAnsi="Abadi"/>
+        </w:rPr>
+        <w:t xml:space="preserve"> del mes de </w:t>
+      </w:r>
+      <w:r>
+        <w:rPr>
+          <w:rFonts w:ascii="Abadi" w:hAnsi="Abadi"/>
+          <w:b/>
+          <w:bCs/>
+        </w:rPr>
+        <w:t>{{MES_TEXTO}}</w:t>
+      </w:r>
+      <w:r>
+        <w:rPr>
+          <w:rFonts w:ascii="Abadi" w:hAnsi="Abadi"/>
+        </w:rPr>
+        <w:t xml:space="preserve"> del año </w:t>
+      </w:r>
+      <w:r>
+        <w:rPr>
+          <w:rFonts w:ascii="Abadi" w:hAnsi="Abadi"/>
+          <w:b/>
+          <w:bCs/>
+        </w:rPr>
+        <w:t>{{AÑO_TEXTO}}</w:t>
+      </w:r>
+      <w:r>
+        <w:rPr>
+          <w:rFonts w:ascii="Abadi" w:hAnsi="Abadi"/>
+        </w:rPr>
+        <w:t xml:space="preserve"> (</w:t>
+      </w:r>
+      <w:r>
+        <w:rPr>
+          <w:rFonts w:ascii="Abadi" w:hAnsi="Abadi"/>
+          <w:b/>
+          <w:bCs/>
+        </w:rPr>
+        <w:t>{{AÑO_NUMERO}}</w:t>
+      </w:r>
+      <w:r>
+        <w:rPr>
+          <w:rFonts w:ascii="Abadi" w:hAnsi="Abadi"/>
+        </w:rPr>
+        <w:t xml:space="preserve">); por ante mí, </w:t>
+      </w:r>
+      <w:r>
+        <w:rPr>
+          <w:rFonts w:ascii="Abadi" w:hAnsi="Abadi"/>
+          <w:b/>
+          <w:bCs/>
+        </w:rPr>
+        <w:t>{{TRATAMIENTO_NOTARIO}}</w:t>
+      </w:r>
+      <w:r>
+        <w:rPr>
+          <w:rFonts w:ascii="Abadi" w:hAnsi="Abadi"/>
+        </w:rPr>
+        <w:t xml:space="preserve"> </w:t>
+      </w:r>
+      <w:r>
+        <w:rPr>
+          <w:rFonts w:ascii="Abadi" w:hAnsi="Abadi"/>
+          <w:b/>
+          <w:bCs/>
+        </w:rPr>
+        <w:t>{{NOMBRE_NOTARIO}}</w:t>
+      </w:r>
+      <w:r>
+        <w:rPr>
+          <w:rFonts w:ascii="Abadi" w:hAnsi="Abadi"/>
+        </w:rPr>
+        <w:t xml:space="preserve">, de nacionalidad dominicana, mayor de edad, Abogado Notario Público de los del número del </w:t>
+      </w:r>
+      <w:r>
+        <w:rPr>
+          <w:rFonts w:ascii="Abadi" w:hAnsi="Abadi"/>
+          <w:b/>
+          <w:bCs/>
+        </w:rPr>
+        <w:t>{{MUNICIPIO_NOTARIO}}</w:t>
+      </w:r>
+      <w:r>
+        <w:rPr>
+          <w:rFonts w:ascii="Abadi" w:hAnsi="Abadi"/>
+        </w:rPr>
+        <w:t xml:space="preserve">, titular de la Cédula No. </w:t>
+      </w:r>
+      <w:r>
+        <w:rPr>
+          <w:rFonts w:ascii="Abadi" w:hAnsi="Abadi"/>
+          <w:b/>
+          <w:bCs/>
+        </w:rPr>
+        <w:t>{{DOCUMENTO IDENTIDAD_NOTARIO}}</w:t>
+      </w:r>
+      <w:r>
+        <w:rPr>
+          <w:rFonts w:ascii="Abadi" w:hAnsi="Abadi"/>
+        </w:rPr>
+        <w:t xml:space="preserve">, con </w:t>
+      </w:r>
+      <w:proofErr w:type="gramStart"/>
+      <w:r>
+        <w:rPr>
+          <w:rFonts w:ascii="Abadi" w:hAnsi="Abadi"/>
+        </w:rPr>
+        <w:t>carnet</w:t>
+      </w:r>
+      <w:proofErr w:type="gramEnd"/>
+      <w:r>
+        <w:rPr>
+          <w:rFonts w:ascii="Abadi" w:hAnsi="Abadi"/>
+        </w:rPr>
+        <w:t xml:space="preserve"> del Colegio de Notarios No. </w:t>
+      </w:r>
+      <w:r>
+        <w:rPr>
+          <w:rFonts w:ascii="Abadi" w:hAnsi="Abadi"/>
+          <w:b/>
+          <w:bCs/>
+        </w:rPr>
+        <w:t>{{MATRICULA_NOTARIO}}</w:t>
+      </w:r>
+      <w:r>
+        <w:rPr>
+          <w:rFonts w:ascii="Abadi" w:hAnsi="Abadi"/>
+        </w:rPr>
+        <w:t xml:space="preserve"> y estudio profesional en </w:t>
+      </w:r>
+      <w:r>
+        <w:rPr>
+          <w:rFonts w:ascii="Abadi" w:hAnsi="Abadi"/>
+          <w:b/>
+          <w:bCs/>
+        </w:rPr>
+        <w:t>{{DIRECCION O DOMICILIO_NOTARIO}}</w:t>
+      </w:r>
+      <w:r>
+        <w:rPr>
+          <w:rFonts w:ascii="Abadi" w:hAnsi="Abadi"/>
+        </w:rPr>
+        <w:t xml:space="preserve">; </w:t>
+      </w:r>
+      <w:r>
+        <w:rPr>
+          <w:rFonts w:ascii="Abadi" w:hAnsi="Abadi"/>
+          <w:b/>
+          <w:bCs/>
+        </w:rPr>
+        <w:t>HAN COMPARECIDO</w:t>
+      </w:r>
+      <w:r>
+        <w:rPr>
+          <w:rFonts w:ascii="Abadi" w:hAnsi="Abadi"/>
+        </w:rPr>
+        <w:t xml:space="preserve"> de manera libre y voluntaria los señores:</w:t>
+      </w:r>
+      <w:r>
+        <w:rPr>
+          <w:rFonts w:ascii="Abadi" w:hAnsi="Abadi"/>
+        </w:rPr>
+        <w:t xml:space="preserve"> </w:t>
+      </w:r>
+      <w:r>
+        <w:rPr>
+          <w:rFonts w:ascii="Abadi" w:hAnsi="Abadi"/>
+        </w:rPr>
+        <w:t>{{TRATAMIENTO_SOLICITANTE 1}}</w:t>
+      </w:r>
+      <w:r>
+        <w:rPr>
+          <w:rFonts w:ascii="Abadi" w:hAnsi="Abadi"/>
+        </w:rPr>
+        <w:t xml:space="preserve"> </w:t>
+      </w:r>
+      <w:r>
+        <w:rPr>
+          <w:rFonts w:ascii="Abadi" w:hAnsi="Abadi"/>
+          <w:b/>
+          <w:bCs/>
+        </w:rPr>
+        <w:t>{{NOMBRE_SOLICITANTE 1}}</w:t>
+      </w:r>
+      <w:r>
+        <w:rPr>
+          <w:rFonts w:ascii="Abadi" w:hAnsi="Abadi"/>
+        </w:rPr>
+        <w:t xml:space="preserve">, de nacionalidad </w:t>
+      </w:r>
+      <w:r>
+        <w:rPr>
+          <w:rFonts w:ascii="Abadi" w:hAnsi="Abadi"/>
+          <w:b/>
+          <w:bCs/>
+        </w:rPr>
+        <w:t>{{NACIONALIDAD_SOLICITANTE 1}}</w:t>
+      </w:r>
+      <w:r>
+        <w:rPr>
+          <w:rFonts w:ascii="Abadi" w:hAnsi="Abadi"/>
+        </w:rPr>
+        <w:t xml:space="preserve">, mayor de edad, Cédula </w:t>
+      </w:r>
+      <w:r>
+        <w:rPr>
+          <w:rFonts w:ascii="Abadi" w:hAnsi="Abadi"/>
+          <w:b/>
+          <w:bCs/>
+        </w:rPr>
+        <w:t>{{DOCUMENTO IDENTIDAD_SOLICITANTE 1}}</w:t>
+      </w:r>
+      <w:r>
+        <w:rPr>
+          <w:rFonts w:ascii="Abadi" w:hAnsi="Abadi"/>
+        </w:rPr>
+        <w:t xml:space="preserve">, domiciliado en </w:t>
+      </w:r>
+      <w:r>
+        <w:rPr>
+          <w:rFonts w:ascii="Abadi" w:hAnsi="Abadi"/>
+          <w:b/>
+          <w:bCs/>
+        </w:rPr>
+        <w:t>{{DIRECCION O DOMICILIO_SOLICITANTE 1}}</w:t>
+      </w:r>
+      <w:r>
+        <w:rPr>
+          <w:rFonts w:ascii="Abadi" w:hAnsi="Abadi"/>
+        </w:rPr>
         <w:t>.</w:t>
       </w:r>
-    </w:p>
-    <w:p>
-      <w:pPr>
+      <w:r>
+        <w:rPr>
+          <w:rFonts w:ascii="Abadi" w:hAnsi="Abadi"/>
+        </w:rPr>
+        <w:t>, y</w:t>
+      </w:r>
+      <w:r>
+        <w:rPr>
+          <w:rFonts w:ascii="Abadi" w:hAnsi="Abadi"/>
+        </w:rPr>
+        <w:t xml:space="preserve"> </w:t>
+      </w:r>
+      <w:r>
+        <w:rPr>
+          <w:rFonts w:ascii="Abadi" w:hAnsi="Abadi"/>
+        </w:rPr>
+        <w:t>{{TRATAMIENTO_SOLICITANTE 2}}</w:t>
+      </w:r>
+      <w:r>
+        <w:rPr>
+          <w:rFonts w:ascii="Abadi" w:hAnsi="Abadi"/>
+        </w:rPr>
+        <w:t xml:space="preserve"> </w:t>
+      </w:r>
+      <w:r>
+        <w:rPr>
+          <w:rFonts w:ascii="Abadi" w:hAnsi="Abadi"/>
+          <w:b/>
+          <w:bCs/>
+        </w:rPr>
+        <w:t>{{NOMBRE_SOLICITANTE 2}}</w:t>
+      </w:r>
+      <w:r>
+        <w:rPr>
+          <w:rFonts w:ascii="Abadi" w:hAnsi="Abadi"/>
+        </w:rPr>
+        <w:t xml:space="preserve">, de nacionalidad </w:t>
+      </w:r>
+      <w:r>
+        <w:rPr>
+          <w:rFonts w:ascii="Abadi" w:hAnsi="Abadi"/>
+          <w:b/>
+          <w:bCs/>
+        </w:rPr>
+        <w:t>{{NACIONALIDAD_SOLICITANTE 2}}</w:t>
+      </w:r>
+      <w:r>
+        <w:rPr>
+          <w:rFonts w:ascii="Abadi" w:hAnsi="Abadi"/>
+        </w:rPr>
+        <w:t xml:space="preserve">, mayor de edad, Cédula </w:t>
+      </w:r>
+      <w:r>
+        <w:rPr>
+          <w:rFonts w:ascii="Abadi" w:hAnsi="Abadi"/>
+          <w:b/>
+          <w:bCs/>
+        </w:rPr>
+        <w:t>{{DOCUMENTO IDENTIDAD_SOLICITANTE 2}}</w:t>
+      </w:r>
+      <w:r>
+        <w:rPr>
+          <w:rFonts w:ascii="Abadi" w:hAnsi="Abadi"/>
+        </w:rPr>
+        <w:t xml:space="preserve">, domiciliado en </w:t>
+      </w:r>
+      <w:r>
+        <w:rPr>
+          <w:rFonts w:ascii="Abadi" w:hAnsi="Abadi"/>
+          <w:b/>
+          <w:bCs/>
+        </w:rPr>
+        <w:t>{{DIRECCION O DOMICILIO_SOLICITANTE 2}}</w:t>
+      </w:r>
+      <w:r>
+        <w:rPr>
+          <w:rFonts w:ascii="Abadi" w:hAnsi="Abadi"/>
+        </w:rPr>
+        <w:t xml:space="preserve">. </w:t>
+      </w:r>
+    </w:p>
+    <w:p>
+      <w:pPr>
+        <w:spacing w:after="0" w:line="240" w:lineRule="auto"/>
         <w:jc w:val="both"/>
-      </w:pPr>
-      <w:r>
-        <w:t xml:space="preserve">Este modelo cumple con los requisitos de la </w:t>
-      </w:r>
-      <w:r>
-        <w:rPr>
-          <w:b/>
-          <w:bCs/>
-        </w:rPr>
-        <w:t>Ley No. 87-01</w:t>
-      </w:r>
-      <w:r>
-        <w:t xml:space="preserve"> (Sistema Dominicano de Seguridad Social) y las resoluciones de la </w:t>
-      </w:r>
-      <w:r>
-        <w:rPr>
-          <w:b/>
-          <w:bCs/>
-        </w:rPr>
-        <w:t>SIPEN</w:t>
-      </w:r>
-      <w:r>
-        <w:t xml:space="preserve"> (Superintendencia de Pensiones). Este acto sirve para que los herederos declaren bajo juramento quiénes son los familiares con derecho a recibir los fondos del afiliado fallecido.</w:t>
-      </w:r>
-    </w:p>
-    <w:p>
-      <w:pPr>
-        <w:jc w:val="both"/>
-      </w:pPr>
-      <w:r>
-        <w:pict w14:anchorId="33D3973B">
-          <v:rect id="_x0000_i1052" style="width:0;height:1.5pt" o:hralign="center" o:hrstd="t" o:hr="t" fillcolor="#a0a0a0" stroked="f"/>
-        </w:pict>
-      </w:r>
-    </w:p>
-    <w:p>
-      <w:pPr>
-        <w:jc w:val="both"/>
-        <w:rPr>
-          <w:b/>
-          <w:bCs/>
-        </w:rPr>
-      </w:pPr>
-      <w:r>
-        <w:rPr>
-          <w:b/>
-          <w:bCs/>
-        </w:rPr>
-        <w:t>ACTO NÚMERO [_______</w:t>
-      </w:r>
-      <w:proofErr w:type="gramStart"/>
-      <w:r>
-        <w:rPr>
-          <w:b/>
-          <w:bCs/>
-        </w:rPr>
-        <w:t>].-</w:t>
-      </w:r>
-      <w:proofErr w:type="gramEnd"/>
-      <w:r>
-        <w:rPr>
-          <w:b/>
-          <w:bCs/>
-        </w:rPr>
-        <w:t xml:space="preserve"> (DECLARACIÓN JURADA DE BENEFICIARIOS - AFP)</w:t>
-      </w:r>
-    </w:p>
-    <w:p>
-      <w:pPr>
-        <w:jc w:val="both"/>
-      </w:pPr>
-      <w:r>
-        <w:t xml:space="preserve">En la ciudad de [Ciudad], República Dominicana, hoy día [Día] del mes de [Mes] del año 2026; por ante mí, </w:t>
-      </w:r>
-      <w:r>
-        <w:rPr>
-          <w:b/>
-          <w:bCs/>
-        </w:rPr>
-        <w:t>[NOMBRE DEL NOTARIO]</w:t>
-      </w:r>
-      <w:r>
-        <w:t xml:space="preserve">, dominicano, mayor de edad, Abogado Notario Público de los del número del [Distrito Nacional / Municipio], titular de la Cédula No. [Número], con </w:t>
-      </w:r>
-      <w:proofErr w:type="gramStart"/>
-      <w:r>
-        <w:t>carnet</w:t>
-      </w:r>
-      <w:proofErr w:type="gramEnd"/>
-      <w:r>
-        <w:t xml:space="preserve"> del Colegio de Notarios No. [Número] y estudio profesional en [Dirección]; </w:t>
-      </w:r>
-      <w:r>
-        <w:rPr>
-          <w:b/>
-          <w:bCs/>
-        </w:rPr>
-        <w:t>HAN COMPARECIDO</w:t>
-      </w:r>
-      <w:r>
-        <w:t xml:space="preserve"> de manera libre y voluntaria los señores:</w:t>
-      </w:r>
-    </w:p>
-    <w:p>
-      <w:pPr>
-        <w:numPr>
-          <w:ilvl w:val="0"/>
-          <w:numId w:val="3"/>
-        </w:numPr>
-        <w:jc w:val="both"/>
-      </w:pPr>
-      <w:r>
-        <w:rPr>
-          <w:b/>
-          <w:bCs/>
-        </w:rPr>
-        <w:t>[NOMBRE DEL SOLICITANTE 1]</w:t>
-      </w:r>
-      <w:r>
-        <w:t>, dominicano, mayor de edad, Cédula [Número], [Domicilio].</w:t>
-      </w:r>
-    </w:p>
-    <w:p>
-      <w:pPr>
-        <w:numPr>
-          <w:ilvl w:val="0"/>
-          <w:numId w:val="3"/>
-        </w:numPr>
-        <w:jc w:val="both"/>
-      </w:pPr>
-      <w:r>
-        <w:rPr>
-          <w:b/>
-          <w:bCs/>
-        </w:rPr>
-        <w:t>[NOMBRE DEL SOLICITANTE 2]</w:t>
-      </w:r>
-      <w:r>
-        <w:t>, dominicano, mayor de edad, Cédula [Número], [Domicilio].</w:t>
-      </w:r>
-    </w:p>
-    <w:p>
-      <w:pPr>
-        <w:numPr>
-          <w:ilvl w:val="0"/>
-          <w:numId w:val="3"/>
-        </w:numPr>
-        <w:jc w:val="both"/>
-      </w:pPr>
-      <w:r>
-        <w:rPr>
-          <w:b/>
-          <w:bCs/>
-        </w:rPr>
-        <w:t>[NOMBRE DEL SOLICITANTE 3]</w:t>
-      </w:r>
-      <w:r>
-        <w:t>, dominicano, mayor de edad, Cédula [Número], [Domicilio].</w:t>
-      </w:r>
-    </w:p>
-    <w:p>
-      <w:pPr>
-        <w:jc w:val="both"/>
-      </w:pPr>
-      <w:r>
-        <w:rPr>
+        <w:rPr>
+          <w:rFonts w:ascii="Abadi" w:hAnsi="Abadi"/>
+        </w:rPr>
+      </w:pPr>
+    </w:p>
+    <w:p>
+      <w:pPr>
+        <w:spacing w:after="0" w:line="240" w:lineRule="auto"/>
+        <w:jc w:val="center"/>
+        <w:rPr>
+          <w:rFonts w:ascii="Abadi" w:hAnsi="Abadi"/>
           <w:i/>
           <w:iCs/>
         </w:rPr>
-        <w:t>(Todos en su calidad de herederos/beneficiarios del afiliado fallecido)</w:t>
-      </w:r>
-      <w:r>
-        <w:t>.</w:t>
-      </w:r>
-    </w:p>
-    <w:p>
-      <w:pPr>
-        <w:jc w:val="both"/>
-      </w:pPr>
-      <w:r>
-        <w:rPr>
-          <w:b/>
-          <w:bCs/>
-        </w:rPr>
-        <w:t>LOS COMPARECIENTES</w:t>
-      </w:r>
-      <w:r>
-        <w:t>, previa declaración jurada de decir la verdad, me han manifestado lo siguiente:</w:t>
-      </w:r>
-    </w:p>
-    <w:p>
-      <w:pPr>
-        <w:jc w:val="both"/>
-        <w:rPr>
-          <w:b/>
-          <w:bCs/>
-        </w:rPr>
-      </w:pPr>
-      <w:r>
-        <w:rPr>
-          <w:b/>
-          <w:bCs/>
-        </w:rPr>
-        <w:t>CLÁUSULAS</w:t>
-      </w:r>
-    </w:p>
-    <w:p>
-      <w:pPr>
-        <w:jc w:val="both"/>
-      </w:pPr>
-      <w:r>
-        <w:rPr>
-          <w:b/>
-          <w:bCs/>
-        </w:rPr>
-        <w:t>PRIMERA: DEL AFILIADO FALLECID.</w:t>
-      </w:r>
-      <w:r>
-        <w:t xml:space="preserve"> Que en fecha [Día/Mes/Año], falleció en la ciudad de [Ciudad], el señor/a </w:t>
-      </w:r>
-      <w:r>
-        <w:rPr>
-          <w:b/>
-          <w:bCs/>
-        </w:rPr>
-        <w:t>[NOMBRE DEL DIFUNTO]</w:t>
-      </w:r>
-      <w:r>
-        <w:t xml:space="preserve">, quien en vida era titular de la Cédula de Identidad No. [Número], y se encontraba afiliado a la </w:t>
-      </w:r>
-      <w:r>
-        <w:rPr>
-          <w:b/>
-          <w:bCs/>
-        </w:rPr>
-        <w:t>AFP [NOMBRE DE LA AFP]</w:t>
-      </w:r>
-      <w:r>
-        <w:t xml:space="preserve"> bajo el número de cuenta de capitalización individual (CCI) correspondiente.</w:t>
-      </w:r>
-    </w:p>
-    <w:p>
-      <w:pPr>
-        <w:jc w:val="both"/>
-      </w:pPr>
-      <w:r>
-        <w:rPr>
-          <w:b/>
-          <w:bCs/>
-        </w:rPr>
-        <w:t>SEGUNDA: DE LOS BENEFICIARIOS DE LEY.</w:t>
-      </w:r>
-      <w:r>
-        <w:t xml:space="preserve"> Que de conformidad con el </w:t>
-      </w:r>
-      <w:r>
-        <w:rPr>
-          <w:b/>
-          <w:bCs/>
-        </w:rPr>
-        <w:t>Artículo 51 de la Ley No. 87-01</w:t>
-      </w:r>
-      <w:r>
-        <w:t>, los únicos y legítimos beneficiarios con derecho a reclamar los fondos acumulados o la pensión de sobrevivencia son:</w:t>
-      </w:r>
-    </w:p>
-    <w:p>
-      <w:pPr>
-        <w:numPr>
-          <w:ilvl w:val="0"/>
-          <w:numId w:val="4"/>
-        </w:numPr>
-        <w:jc w:val="both"/>
-      </w:pPr>
-      <w:r>
-        <w:rPr>
-          <w:b/>
-          <w:bCs/>
-        </w:rPr>
-        <w:t>Cónyuge / Compañero/a de vida:</w:t>
-      </w:r>
-      <w:r>
-        <w:t xml:space="preserve"> [Nombre y Cédula].</w:t>
-      </w:r>
-    </w:p>
-    <w:p>
-      <w:pPr>
-        <w:numPr>
-          <w:ilvl w:val="0"/>
-          <w:numId w:val="4"/>
-        </w:numPr>
-        <w:jc w:val="both"/>
-      </w:pPr>
-      <w:r>
-        <w:rPr>
-          <w:b/>
-          <w:bCs/>
-        </w:rPr>
-        <w:lastRenderedPageBreak/>
-        <w:t>Hijos menores de 18 años (o 21 si estudian):</w:t>
-      </w:r>
-      <w:r>
-        <w:t xml:space="preserve"> [Nombres y Cédulas/Actas].</w:t>
-      </w:r>
-    </w:p>
-    <w:p>
-      <w:pPr>
-        <w:numPr>
-          <w:ilvl w:val="0"/>
-          <w:numId w:val="4"/>
-        </w:numPr>
-        <w:jc w:val="both"/>
-      </w:pPr>
-      <w:r>
-        <w:rPr>
-          <w:b/>
-          <w:bCs/>
-        </w:rPr>
-        <w:t>Hijos con discapacidad:</w:t>
-      </w:r>
-      <w:r>
-        <w:t xml:space="preserve"> [Nombre].</w:t>
-      </w:r>
-    </w:p>
-    <w:p>
-      <w:pPr>
-        <w:numPr>
-          <w:ilvl w:val="0"/>
-          <w:numId w:val="4"/>
-        </w:numPr>
-        <w:jc w:val="both"/>
-      </w:pPr>
-      <w:r>
-        <w:t xml:space="preserve">[A falta de los anteriores, mencionar a los herederos legales según el orden </w:t>
-      </w:r>
-      <w:proofErr w:type="spellStart"/>
-      <w:r>
-        <w:t>sucesoral</w:t>
-      </w:r>
-      <w:proofErr w:type="spellEnd"/>
-      <w:r>
-        <w:t xml:space="preserve"> del Código Civil].</w:t>
-      </w:r>
-    </w:p>
-    <w:p>
-      <w:pPr>
-        <w:jc w:val="both"/>
-      </w:pPr>
-      <w:r>
-        <w:rPr>
-          <w:b/>
-          <w:bCs/>
-        </w:rPr>
-        <w:t>TERCERA: INEXISTENCIA DE OTROS BENEFICIARIOS.</w:t>
-      </w:r>
-      <w:r>
-        <w:t xml:space="preserve"> Los declarantes manifiestan bajo la fe del juramento que </w:t>
-      </w:r>
-      <w:r>
-        <w:rPr>
-          <w:b/>
-          <w:bCs/>
-        </w:rPr>
-        <w:t>no existen otros herederos o beneficiarios</w:t>
-      </w:r>
-      <w:r>
-        <w:t xml:space="preserve"> con mejor o igual derecho que los aquí mencionados, y que el afiliado no dejó descendencia ni otros vínculos legales o de unión de hecho no declarados en este acto.</w:t>
-      </w:r>
-    </w:p>
-    <w:p>
-      <w:pPr>
-        <w:jc w:val="both"/>
-      </w:pPr>
-      <w:r>
-        <w:rPr>
-          <w:b/>
-          <w:bCs/>
-        </w:rPr>
-        <w:t>CUARTA: OBJETO DEL RECLAMO.</w:t>
-      </w:r>
-      <w:r>
-        <w:t xml:space="preserve"> La presente declaración se instrumenta con el fin único y exclusivo de ser depositada ante la </w:t>
-      </w:r>
-      <w:r>
-        <w:rPr>
-          <w:b/>
-          <w:bCs/>
-        </w:rPr>
-        <w:t>AFP [Nombre]</w:t>
-      </w:r>
-      <w:r>
-        <w:t xml:space="preserve"> y la </w:t>
-      </w:r>
-      <w:r>
-        <w:rPr>
-          <w:b/>
-          <w:bCs/>
-        </w:rPr>
-        <w:t>SIPEN</w:t>
-      </w:r>
-      <w:r>
-        <w:t>, para el inicio formal del proceso de devolución de saldo por fallecimiento o el otorgamiento de la pensión de sobrevivencia, según corresponda.</w:t>
-      </w:r>
-    </w:p>
-    <w:p>
-      <w:pPr>
-        <w:jc w:val="both"/>
-      </w:pPr>
-      <w:r>
-        <w:rPr>
-          <w:b/>
-          <w:bCs/>
-        </w:rPr>
-        <w:t>QUINTA: LIBERACIÓN DE RESPONSABILIDAD.</w:t>
-      </w:r>
-      <w:r>
-        <w:t xml:space="preserve"> Los declarantes exoneran a la AFP y al sistema de seguridad social de cualquier responsabilidad en caso de que aparecieran otros herederos con posterioridad, asumiendo los comparecientes cualquier reclamo legal que pudiera surgir.</w:t>
-      </w:r>
-    </w:p>
-    <w:p>
-      <w:pPr>
-        <w:jc w:val="both"/>
-      </w:pPr>
-      <w:r>
-        <w:rPr>
-          <w:b/>
-          <w:bCs/>
-        </w:rPr>
-        <w:t>SEXTA: PENALIDAD POR PERJURIO.</w:t>
-      </w:r>
-      <w:r>
-        <w:t xml:space="preserve"> Los comparecientes declaran estar conscientes de las penas establecidas por la ley dominicana para aquellos que incurren en falsedad en una declaración jurada ante un oficial público.</w:t>
-      </w:r>
-    </w:p>
-    <w:p>
-      <w:pPr>
-        <w:jc w:val="both"/>
-      </w:pPr>
-      <w:r>
-        <w:pict w14:anchorId="575D8AB3">
-          <v:rect id="_x0000_i1053" style="width:0;height:1.5pt" o:hralign="center" o:hrstd="t" o:hr="t" fillcolor="#a0a0a0" stroked="f"/>
-        </w:pict>
-      </w:r>
-    </w:p>
-    <w:p>
-      <w:pPr>
-        <w:jc w:val="both"/>
-      </w:pPr>
-      <w:r>
-        <w:rPr>
-          <w:b/>
-          <w:bCs/>
-        </w:rPr>
-        <w:t>HECHO Y PASADO POR ANTE MÍ</w:t>
-      </w:r>
-      <w:r>
-        <w:t xml:space="preserve">, en mi estudio profesional, el día y año antes indicados. He dado lectura íntegra a los comparecientes, quienes en señal de aprobación firman junto conmigo y ante mí, Notario Público que </w:t>
-      </w:r>
-      <w:r>
-        <w:rPr>
-          <w:b/>
-          <w:bCs/>
-        </w:rPr>
-        <w:t>CERTIFICO Y DOY FE.</w:t>
-      </w:r>
-    </w:p>
-    <w:p>
-      <w:pPr>
-        <w:jc w:val="both"/>
-      </w:pPr>
-      <w:r>
-        <w:rPr>
+      </w:pPr>
+      <w:r>
+        <w:rPr>
+          <w:rFonts w:ascii="Abadi" w:hAnsi="Abadi"/>
           <w:i/>
           <w:iCs/>
         </w:rPr>
-        <w:t>(Firmas de todos los beneficiarios/herederos)</w:t>
-      </w:r>
-    </w:p>
-    <w:p>
-      <w:pPr>
+        <w:t>(Nota para el Bot: Inyectar tantos solicitantes como apliquen).</w:t>
+      </w:r>
+    </w:p>
+    <w:p>
+      <w:pPr>
+        <w:spacing w:after="0" w:line="240" w:lineRule="auto"/>
         <w:jc w:val="both"/>
-      </w:pPr>
-      <w:r>
-        <w:pict w14:anchorId="3A9ECDD1">
-          <v:rect id="_x0000_i1054" style="width:0;height:1.5pt" o:hralign="center" o:hrstd="t" o:hr="t" fillcolor="#a0a0a0" stroked="f"/>
-        </w:pict>
-      </w:r>
-    </w:p>
-    <w:p>
-      <w:pPr>
+        <w:rPr>
+          <w:rFonts w:ascii="Abadi" w:hAnsi="Abadi"/>
+        </w:rPr>
+      </w:pPr>
+    </w:p>
+    <w:p>
+      <w:pPr>
+        <w:spacing w:after="0" w:line="240" w:lineRule="auto"/>
+        <w:jc w:val="center"/>
+        <w:rPr>
+          <w:rFonts w:ascii="Abadi" w:hAnsi="Abadi"/>
+        </w:rPr>
+      </w:pPr>
+      <w:r>
+        <w:rPr>
+          <w:rFonts w:ascii="Abadi" w:hAnsi="Abadi"/>
+        </w:rPr>
+        <w:t>(Todos en su calidad de herederos/beneficiarios del afiliado fallecido).</w:t>
+      </w:r>
+    </w:p>
+    <w:p>
+      <w:pPr>
+        <w:spacing w:after="0" w:line="240" w:lineRule="auto"/>
+        <w:jc w:val="center"/>
+        <w:rPr>
+          <w:rFonts w:ascii="Abadi" w:hAnsi="Abadi"/>
+        </w:rPr>
+      </w:pPr>
+    </w:p>
+    <w:p>
+      <w:pPr>
+        <w:spacing w:after="0" w:line="240" w:lineRule="auto"/>
         <w:jc w:val="both"/>
-      </w:pPr>
-      <w:r>
-        <w:rPr>
-          <w:b/>
-          <w:bCs/>
-        </w:rPr>
-        <w:t>[NOMBRE DEL NOTARIO]</w:t>
-      </w:r>
-      <w:r>
-        <w:t xml:space="preserve"> Notario Público</w:t>
-      </w:r>
-    </w:p>
-    <w:p>
-      <w:pPr>
+        <w:rPr>
+          <w:rFonts w:ascii="Abadi" w:hAnsi="Abadi"/>
+        </w:rPr>
+      </w:pPr>
+      <w:r>
+        <w:rPr>
+          <w:rFonts w:ascii="Abadi" w:hAnsi="Abadi"/>
+          <w:b/>
+          <w:bCs/>
+        </w:rPr>
+        <w:t>LOS COMPARECIENTES</w:t>
+      </w:r>
+      <w:r>
+        <w:rPr>
+          <w:rFonts w:ascii="Abadi" w:hAnsi="Abadi"/>
+        </w:rPr>
+        <w:t>, previa declaración jurada de decir la verdad, me han manifestado de manera unánime lo siguiente:</w:t>
+      </w:r>
+    </w:p>
+    <w:p>
+      <w:pPr>
+        <w:spacing w:after="0" w:line="240" w:lineRule="auto"/>
         <w:jc w:val="both"/>
+        <w:rPr>
+          <w:rFonts w:ascii="Abadi" w:hAnsi="Abadi"/>
+        </w:rPr>
+      </w:pPr>
+    </w:p>
+    <w:p>
+      <w:pPr>
+        <w:spacing w:after="0" w:line="240" w:lineRule="auto"/>
+        <w:jc w:val="center"/>
+        <w:rPr>
+          <w:rFonts w:ascii="Abadi" w:hAnsi="Abadi"/>
+          <w:b/>
+          <w:bCs/>
+        </w:rPr>
+      </w:pPr>
+      <w:r>
+        <w:rPr>
+          <w:rFonts w:ascii="Abadi" w:hAnsi="Abadi"/>
+          <w:b/>
+          <w:bCs/>
+        </w:rPr>
+        <w:t>C</w:t>
+      </w:r>
+      <w:r>
+        <w:rPr>
+          <w:rFonts w:ascii="Abadi" w:hAnsi="Abadi"/>
+          <w:b/>
+          <w:bCs/>
+        </w:rPr>
+        <w:t xml:space="preserve"> </w:t>
+      </w:r>
+      <w:r>
+        <w:rPr>
+          <w:rFonts w:ascii="Abadi" w:hAnsi="Abadi"/>
+          <w:b/>
+          <w:bCs/>
+        </w:rPr>
+        <w:t>L</w:t>
+      </w:r>
+      <w:r>
+        <w:rPr>
+          <w:rFonts w:ascii="Abadi" w:hAnsi="Abadi"/>
+          <w:b/>
+          <w:bCs/>
+        </w:rPr>
+        <w:t xml:space="preserve"> </w:t>
+      </w:r>
+      <w:proofErr w:type="spellStart"/>
+      <w:r>
+        <w:rPr>
+          <w:rFonts w:ascii="Abadi" w:hAnsi="Abadi"/>
+          <w:b/>
+          <w:bCs/>
+        </w:rPr>
+        <w:t>Á</w:t>
+      </w:r>
+      <w:proofErr w:type="spellEnd"/>
+      <w:r>
+        <w:rPr>
+          <w:rFonts w:ascii="Abadi" w:hAnsi="Abadi"/>
+          <w:b/>
+          <w:bCs/>
+        </w:rPr>
+        <w:t xml:space="preserve"> </w:t>
+      </w:r>
+      <w:r>
+        <w:rPr>
+          <w:rFonts w:ascii="Abadi" w:hAnsi="Abadi"/>
+          <w:b/>
+          <w:bCs/>
+        </w:rPr>
+        <w:t>U</w:t>
+      </w:r>
+      <w:r>
+        <w:rPr>
+          <w:rFonts w:ascii="Abadi" w:hAnsi="Abadi"/>
+          <w:b/>
+          <w:bCs/>
+        </w:rPr>
+        <w:t xml:space="preserve"> </w:t>
+      </w:r>
+      <w:r>
+        <w:rPr>
+          <w:rFonts w:ascii="Abadi" w:hAnsi="Abadi"/>
+          <w:b/>
+          <w:bCs/>
+        </w:rPr>
+        <w:t>S</w:t>
+      </w:r>
+      <w:r>
+        <w:rPr>
+          <w:rFonts w:ascii="Abadi" w:hAnsi="Abadi"/>
+          <w:b/>
+          <w:bCs/>
+        </w:rPr>
+        <w:t xml:space="preserve"> </w:t>
+      </w:r>
+      <w:r>
+        <w:rPr>
+          <w:rFonts w:ascii="Abadi" w:hAnsi="Abadi"/>
+          <w:b/>
+          <w:bCs/>
+        </w:rPr>
+        <w:t>U</w:t>
+      </w:r>
+      <w:r>
+        <w:rPr>
+          <w:rFonts w:ascii="Abadi" w:hAnsi="Abadi"/>
+          <w:b/>
+          <w:bCs/>
+        </w:rPr>
+        <w:t xml:space="preserve"> </w:t>
+      </w:r>
+      <w:r>
+        <w:rPr>
+          <w:rFonts w:ascii="Abadi" w:hAnsi="Abadi"/>
+          <w:b/>
+          <w:bCs/>
+        </w:rPr>
+        <w:t>L</w:t>
+      </w:r>
+      <w:r>
+        <w:rPr>
+          <w:rFonts w:ascii="Abadi" w:hAnsi="Abadi"/>
+          <w:b/>
+          <w:bCs/>
+        </w:rPr>
+        <w:t xml:space="preserve"> </w:t>
+      </w:r>
+      <w:r>
+        <w:rPr>
+          <w:rFonts w:ascii="Abadi" w:hAnsi="Abadi"/>
+          <w:b/>
+          <w:bCs/>
+        </w:rPr>
+        <w:t>A</w:t>
+      </w:r>
+      <w:r>
+        <w:rPr>
+          <w:rFonts w:ascii="Abadi" w:hAnsi="Abadi"/>
+          <w:b/>
+          <w:bCs/>
+        </w:rPr>
+        <w:t xml:space="preserve"> </w:t>
+      </w:r>
+      <w:r>
+        <w:rPr>
+          <w:rFonts w:ascii="Abadi" w:hAnsi="Abadi"/>
+          <w:b/>
+          <w:bCs/>
+        </w:rPr>
+        <w:t>S</w:t>
+      </w:r>
+      <w:r>
+        <w:rPr>
+          <w:rFonts w:ascii="Abadi" w:hAnsi="Abadi"/>
+          <w:b/>
+          <w:bCs/>
+        </w:rPr>
+        <w:t>:</w:t>
+      </w:r>
+    </w:p>
+    <w:p>
+      <w:pPr>
+        <w:spacing w:after="0" w:line="240" w:lineRule="auto"/>
+        <w:jc w:val="center"/>
+        <w:rPr>
+          <w:rFonts w:ascii="Abadi" w:hAnsi="Abadi"/>
+          <w:b/>
+          <w:bCs/>
+        </w:rPr>
+      </w:pPr>
+    </w:p>
+    <w:p>
+      <w:pPr>
+        <w:spacing w:after="0" w:line="240" w:lineRule="auto"/>
+        <w:jc w:val="both"/>
+        <w:rPr>
+          <w:rFonts w:ascii="Abadi" w:hAnsi="Abadi"/>
+        </w:rPr>
+      </w:pPr>
+      <w:r>
+        <w:rPr>
+          <w:rFonts w:ascii="Abadi" w:hAnsi="Abadi"/>
+          <w:b/>
+          <w:bCs/>
+        </w:rPr>
+        <w:t>PRIMERA</w:t>
+      </w:r>
+      <w:r>
+        <w:rPr>
+          <w:rFonts w:ascii="Abadi" w:hAnsi="Abadi"/>
+        </w:rPr>
+        <w:t xml:space="preserve">: </w:t>
+      </w:r>
+      <w:r>
+        <w:rPr>
+          <w:rFonts w:ascii="Abadi" w:hAnsi="Abadi"/>
+          <w:b/>
+          <w:bCs/>
+        </w:rPr>
+        <w:t>FALLECIMIENTO DEL AFILIADO</w:t>
+      </w:r>
+      <w:r>
+        <w:rPr>
+          <w:rFonts w:ascii="Abadi" w:hAnsi="Abadi"/>
+        </w:rPr>
+        <w:t xml:space="preserve">. Que los declarantes son familiares directos del(la) señor(a) </w:t>
+      </w:r>
+      <w:r>
+        <w:rPr>
+          <w:rFonts w:ascii="Abadi" w:hAnsi="Abadi"/>
+          <w:b/>
+          <w:bCs/>
+        </w:rPr>
+        <w:t>{{NOMBRE_DE_CUJUS}}</w:t>
+      </w:r>
+      <w:r>
+        <w:rPr>
+          <w:rFonts w:ascii="Abadi" w:hAnsi="Abadi"/>
+        </w:rPr>
+        <w:t xml:space="preserve">, quien en vida fue titular de la Cédula No. </w:t>
+      </w:r>
+      <w:r>
+        <w:rPr>
+          <w:rFonts w:ascii="Abadi" w:hAnsi="Abadi"/>
+          <w:b/>
+          <w:bCs/>
+        </w:rPr>
+        <w:t>{{DOCUMENTO IDENTIDAD_DE_CUJUS}}</w:t>
+      </w:r>
+      <w:r>
+        <w:rPr>
+          <w:rFonts w:ascii="Abadi" w:hAnsi="Abadi"/>
+        </w:rPr>
+        <w:t xml:space="preserve">, y quien falleció de manera real y efectiva en fecha </w:t>
+      </w:r>
+      <w:r>
+        <w:rPr>
+          <w:rFonts w:ascii="Abadi" w:hAnsi="Abadi"/>
+          <w:b/>
+          <w:bCs/>
+        </w:rPr>
+        <w:t>{{FECHA_DEFUNCION}}</w:t>
+      </w:r>
+      <w:r>
+        <w:rPr>
+          <w:rFonts w:ascii="Abadi" w:hAnsi="Abadi"/>
+        </w:rPr>
+        <w:t>.</w:t>
+      </w:r>
+    </w:p>
+    <w:p>
+      <w:pPr>
+        <w:spacing w:after="0" w:line="240" w:lineRule="auto"/>
+        <w:jc w:val="both"/>
+        <w:rPr>
+          <w:rFonts w:ascii="Abadi" w:hAnsi="Abadi"/>
+        </w:rPr>
+      </w:pPr>
+    </w:p>
+    <w:p>
+      <w:pPr>
+        <w:spacing w:after="0" w:line="240" w:lineRule="auto"/>
+        <w:jc w:val="both"/>
+        <w:rPr>
+          <w:rFonts w:ascii="Abadi" w:hAnsi="Abadi"/>
+        </w:rPr>
+      </w:pPr>
+      <w:r>
+        <w:rPr>
+          <w:rFonts w:ascii="Abadi" w:hAnsi="Abadi"/>
+          <w:b/>
+          <w:bCs/>
+        </w:rPr>
+        <w:t>SEGUNDA: CALIDAD DE BENEFICIARIOS</w:t>
+      </w:r>
+      <w:r>
+        <w:rPr>
+          <w:rFonts w:ascii="Abadi" w:hAnsi="Abadi"/>
+        </w:rPr>
+        <w:t>. Que los comparecientes declaran, bajo la fe del juramento, que son los únicos beneficiarios con derecho a reclamar los fondos de pensiones o beneficios de sobrevivencia acumulados por el finado, en virtud de ser sus legítimos herederos o dependientes directos.</w:t>
+      </w:r>
+    </w:p>
+    <w:p>
+      <w:pPr>
+        <w:spacing w:after="0" w:line="240" w:lineRule="auto"/>
+        <w:jc w:val="both"/>
+        <w:rPr>
+          <w:rFonts w:ascii="Abadi" w:hAnsi="Abadi"/>
+        </w:rPr>
+      </w:pPr>
+    </w:p>
+    <w:p>
+      <w:pPr>
+        <w:spacing w:after="0" w:line="240" w:lineRule="auto"/>
+        <w:jc w:val="both"/>
+        <w:rPr>
+          <w:rFonts w:ascii="Abadi" w:hAnsi="Abadi"/>
+        </w:rPr>
+      </w:pPr>
+      <w:r>
+        <w:rPr>
+          <w:rFonts w:ascii="Abadi" w:hAnsi="Abadi"/>
+          <w:b/>
+          <w:bCs/>
+        </w:rPr>
+        <w:t>TERCERA: INEXISTENCIA DE OTROS BENEFICIARIOS</w:t>
+      </w:r>
+      <w:r>
+        <w:rPr>
+          <w:rFonts w:ascii="Abadi" w:hAnsi="Abadi"/>
+        </w:rPr>
+        <w:t>. Los declarantes manifiestan bajo la fe del juramento que no existen otros herederos o beneficiarios con mejor o igual derecho que los aquí mencionados, y que el afiliado no dejó otra descendencia no declarada en este acto.</w:t>
+      </w:r>
+    </w:p>
+    <w:p>
+      <w:pPr>
+        <w:spacing w:after="0" w:line="240" w:lineRule="auto"/>
+        <w:jc w:val="both"/>
+        <w:rPr>
+          <w:rFonts w:ascii="Abadi" w:hAnsi="Abadi"/>
+        </w:rPr>
+      </w:pPr>
+    </w:p>
+    <w:p>
+      <w:pPr>
+        <w:spacing w:after="0" w:line="240" w:lineRule="auto"/>
+        <w:jc w:val="both"/>
+        <w:rPr>
+          <w:rFonts w:ascii="Abadi" w:hAnsi="Abadi"/>
+        </w:rPr>
+      </w:pPr>
+      <w:r>
+        <w:rPr>
+          <w:rFonts w:ascii="Abadi" w:hAnsi="Abadi"/>
+          <w:b/>
+          <w:bCs/>
+        </w:rPr>
+        <w:t>CUARTA: OBJETO DEL RECLAMO</w:t>
+      </w:r>
+      <w:r>
+        <w:rPr>
+          <w:rFonts w:ascii="Abadi" w:hAnsi="Abadi"/>
+        </w:rPr>
+        <w:t xml:space="preserve">. La presente declaración se instrumenta con el fin único y exclusivo de ser depositada ante la </w:t>
+      </w:r>
+      <w:r>
+        <w:rPr>
+          <w:rFonts w:ascii="Abadi" w:hAnsi="Abadi"/>
+          <w:b/>
+          <w:bCs/>
+        </w:rPr>
+        <w:t>{{NOMBRE_AFP}}</w:t>
+      </w:r>
+      <w:r>
+        <w:rPr>
+          <w:rFonts w:ascii="Abadi" w:hAnsi="Abadi"/>
+        </w:rPr>
+        <w:t xml:space="preserve"> y la SIPEN, para el inicio formal del proceso de devolución de saldo por fallecimiento o el otorgamiento de la pensión de sobrevivencia.</w:t>
+      </w:r>
+    </w:p>
+    <w:p>
+      <w:pPr>
+        <w:spacing w:after="0" w:line="240" w:lineRule="auto"/>
+        <w:jc w:val="both"/>
+        <w:rPr>
+          <w:rFonts w:ascii="Abadi" w:hAnsi="Abadi"/>
+        </w:rPr>
+      </w:pPr>
+    </w:p>
+    <w:p>
+      <w:pPr>
+        <w:spacing w:after="0" w:line="240" w:lineRule="auto"/>
+        <w:jc w:val="both"/>
+        <w:rPr>
+          <w:rFonts w:ascii="Abadi" w:hAnsi="Abadi"/>
+        </w:rPr>
+      </w:pPr>
+      <w:r>
+        <w:rPr>
+          <w:rFonts w:ascii="Abadi" w:hAnsi="Abadi"/>
+          <w:b/>
+          <w:bCs/>
+        </w:rPr>
+        <w:t>QUINTA: PENALIDAD POR PERJURIO</w:t>
+      </w:r>
+      <w:r>
+        <w:rPr>
+          <w:rFonts w:ascii="Abadi" w:hAnsi="Abadi"/>
+        </w:rPr>
+        <w:t>. Los comparecientes declaran estar conscientes de las penas establecidas por la ley dominicana para aquellos que incurren en falsedad.</w:t>
+      </w:r>
+    </w:p>
+    <w:p>
+      <w:pPr>
+        <w:spacing w:after="0" w:line="240" w:lineRule="auto"/>
+        <w:jc w:val="both"/>
+        <w:rPr>
+          <w:rFonts w:ascii="Abadi" w:hAnsi="Abadi"/>
+        </w:rPr>
+      </w:pPr>
+    </w:p>
+    <w:p>
+      <w:pPr>
+        <w:spacing w:after="0" w:line="240" w:lineRule="auto"/>
+        <w:jc w:val="both"/>
+        <w:rPr>
+          <w:rFonts w:ascii="Abadi" w:hAnsi="Abadi"/>
+          <w:b/>
+          <w:bCs/>
+        </w:rPr>
+      </w:pPr>
+      <w:r>
+        <w:rPr>
+          <w:rFonts w:ascii="Abadi" w:hAnsi="Abadi"/>
+          <w:b/>
+          <w:bCs/>
+        </w:rPr>
+        <w:t>HECHO Y PASADO POR ANTE MÍ</w:t>
+      </w:r>
+      <w:r>
+        <w:rPr>
+          <w:rFonts w:ascii="Abadi" w:hAnsi="Abadi"/>
+        </w:rPr>
+        <w:t xml:space="preserve">, en mi estudio profesional, el día y año antes indicados. He dado lectura íntegra a los comparecientes, quienes en señal de aprobación firman junto conmigo y ante mí, Notario Público que </w:t>
+      </w:r>
+      <w:r>
+        <w:rPr>
+          <w:rFonts w:ascii="Abadi" w:hAnsi="Abadi"/>
+          <w:b/>
+          <w:bCs/>
+        </w:rPr>
+        <w:t>CERTIFICO Y DOY FE.</w:t>
+      </w:r>
+    </w:p>
+    <w:p>
+      <w:pPr>
+        <w:spacing w:after="0" w:line="240" w:lineRule="auto"/>
+        <w:jc w:val="both"/>
+        <w:rPr>
+          <w:rFonts w:ascii="Abadi" w:hAnsi="Abadi"/>
+          <w:b/>
+          <w:bCs/>
+        </w:rPr>
+      </w:pPr>
+    </w:p>
+    <w:p>
+      <w:pPr>
+        <w:spacing w:after="0" w:line="240" w:lineRule="auto"/>
+        <w:jc w:val="both"/>
+        <w:rPr>
+          <w:rFonts w:ascii="Abadi" w:hAnsi="Abadi"/>
+        </w:rPr>
+      </w:pPr>
+    </w:p>
+    <w:p>
+      <w:pPr>
+        <w:spacing w:after="0" w:line="240" w:lineRule="auto"/>
+        <w:jc w:val="both"/>
+        <w:rPr>
+          <w:rFonts w:ascii="Abadi" w:hAnsi="Abadi"/>
+        </w:rPr>
+      </w:pPr>
+    </w:p>
+    <w:p>
+      <w:pPr>
+        <w:spacing w:after="0" w:line="240" w:lineRule="auto"/>
+        <w:jc w:val="center"/>
+        <w:rPr>
+          <w:rFonts w:ascii="Abadi" w:hAnsi="Abadi"/>
+        </w:rPr>
+      </w:pPr>
+      <w:r>
+        <w:rPr>
+          <w:rFonts w:ascii="Abadi" w:hAnsi="Abadi"/>
+          <w:b/>
+          <w:bCs/>
+        </w:rPr>
+        <w:t>{{NOMBRE_SOLICITANTE 1}}</w:t>
+      </w:r>
+      <w:r>
+        <w:rPr>
+          <w:rFonts w:ascii="Abadi" w:hAnsi="Abadi"/>
+        </w:rPr>
+        <w:t xml:space="preserve"> </w:t>
+      </w:r>
+      <w:r>
+        <w:rPr>
+          <w:rFonts w:ascii="Abadi" w:hAnsi="Abadi"/>
+        </w:rPr>
+        <w:tab/>
+      </w:r>
+      <w:r>
+        <w:rPr>
+          <w:rFonts w:ascii="Abadi" w:hAnsi="Abadi"/>
+        </w:rPr>
+        <w:tab/>
+      </w:r>
+      <w:r>
+        <w:rPr>
+          <w:rFonts w:ascii="Abadi" w:hAnsi="Abadi"/>
+        </w:rPr>
+        <w:tab/>
+      </w:r>
+      <w:r>
+        <w:rPr>
+          <w:rFonts w:ascii="Abadi" w:hAnsi="Abadi"/>
+          <w:b/>
+          <w:bCs/>
+        </w:rPr>
+        <w:t>{{NOMBRE_SOLICITANTE 2}}</w:t>
+      </w:r>
+    </w:p>
+    <w:p>
+      <w:pPr>
+        <w:spacing w:after="0" w:line="240" w:lineRule="auto"/>
+        <w:jc w:val="center"/>
+        <w:rPr>
+          <w:rFonts w:ascii="Abadi" w:hAnsi="Abadi"/>
+        </w:rPr>
+      </w:pPr>
+    </w:p>
+    <w:p>
+      <w:pPr>
+        <w:spacing w:after="0" w:line="240" w:lineRule="auto"/>
+        <w:jc w:val="both"/>
+        <w:rPr>
+          <w:rFonts w:ascii="Abadi" w:hAnsi="Abadi"/>
+        </w:rPr>
+      </w:pPr>
+    </w:p>
+    <w:p>
+      <w:pPr>
+        <w:spacing w:after="0" w:line="240" w:lineRule="auto"/>
+        <w:jc w:val="center"/>
+        <w:rPr>
+          <w:rFonts w:ascii="Abadi" w:hAnsi="Abadi"/>
+        </w:rPr>
+      </w:pPr>
+      <w:r>
+        <w:rPr>
+          <w:rFonts w:ascii="Abadi" w:hAnsi="Abadi"/>
+          <w:b/>
+          <w:bCs/>
+        </w:rPr>
+        <w:t>{{NOMBRE_NOTARIO}}</w:t>
+      </w:r>
+      <w:r>
+        <w:rPr>
+          <w:rFonts w:ascii="Abadi" w:hAnsi="Abadi"/>
+        </w:rPr>
+        <w:t xml:space="preserve"> </w:t>
+      </w:r>
+    </w:p>
+    <w:p>
+      <w:pPr>
+        <w:spacing w:after="0" w:line="240" w:lineRule="auto"/>
+        <w:jc w:val="center"/>
+        <w:rPr>
+          <w:rFonts w:ascii="Abadi" w:hAnsi="Abadi"/>
+        </w:rPr>
+      </w:pPr>
+      <w:r>
+        <w:rPr>
+          <w:rFonts w:ascii="Abadi" w:hAnsi="Abadi"/>
+        </w:rPr>
+        <w:t>Abogado Notario Público</w:t>
+      </w:r>
+    </w:p>
+    <w:p>
+      <w:pPr>
+        <w:spacing w:after="0" w:line="240" w:lineRule="auto"/>
+        <w:jc w:val="both"/>
+        <w:rPr>
+          <w:rFonts w:ascii="Abadi" w:hAnsi="Abadi"/>
+        </w:rPr>
       </w:pPr>
     </w:p>
     <w:sectPr>
-      <w:pgSz w:w="11906" w:h="16838"/>
+      <w:pgSz w:w="12240" w:h="20160" w:code="121"/>
       <w:pgMar w:top="1417" w:right="1701" w:bottom="1417" w:left="1701" w:header="708" w:footer="708" w:gutter="0"/>
       <w:cols w:space="708"/>
       <w:docGrid w:linePitch="360"/>
